--- a/examples/uncaptioned-image.docx
+++ b/examples/uncaptioned-image.docx
@@ -53,6 +53,26 @@
     <w:p>
       <w:pPr>
         <w:pStyle w:val="FirstParagraph"/>
+      </w:pPr>
+      <w:r>
+        <w:t xml:space="preserve">A badge, a logo, or an icon often has no caption and no number. This</w:t>
+      </w:r>
+      <w:r>
+        <w:t xml:space="preserve"> </w:t>
+      </w:r>
+      <w:r>
+        <w:t xml:space="preserve">section uses one such image, and this paragraph comes before it, so it</w:t>
+      </w:r>
+      <w:r>
+        <w:t xml:space="preserve"> </w:t>
+      </w:r>
+      <w:r>
+        <w:t xml:space="preserve">runs the full width of the text.</w:t>
+      </w:r>
+    </w:p>
+    <w:p>
+      <w:pPr>
+        <w:pStyle w:val="BodyText"/>
       </w:pPr>
       <w:pPr>
         <w:framePr w:w="1872" w:wrap="around" w:hSpace="240" w:vAnchor="text" w:hAnchor="margin" w:xAlign="right"/>
@@ -128,13 +148,83 @@
       <w:r>
         <w:t xml:space="preserve">puts it on the right, and the text flows on its left.</w:t>
       </w:r>
-    </w:p>
-    <w:p>
-      <w:pPr>
-        <w:pStyle w:val="BodyText"/>
-      </w:pPr>
-      <w:r>
-        <w:t xml:space="preserve">In HTML and Word, the</w:t>
+      <w:r>
+        <w:t xml:space="preserve"> </w:t>
+      </w:r>
+      <w:r>
+        <w:t xml:space="preserve">The image is 20% of the text width, so the text beside it keeps most of</w:t>
+      </w:r>
+      <w:r>
+        <w:t xml:space="preserve"> </w:t>
+      </w:r>
+      <w:r>
+        <w:t xml:space="preserve">the line. A small image like this one suits a logo or an icon at the start</w:t>
+      </w:r>
+      <w:r>
+        <w:t xml:space="preserve"> </w:t>
+      </w:r>
+      <w:r>
+        <w:t xml:space="preserve">of a section. The image has no number, so the text cannot point to it</w:t>
+      </w:r>
+      <w:r>
+        <w:t xml:space="preserve"> </w:t>
+      </w:r>
+      <w:r>
+        <w:t xml:space="preserve">with a</w:t>
+      </w:r>
+      <w:r>
+        <w:t xml:space="preserve"> </w:t>
+      </w:r>
+      <w:r>
+        <w:rPr>
+          <w:rStyle w:val="VerbatimChar"/>
+        </w:rPr>
+        <w:t xml:space="preserve">@fig-</w:t>
+      </w:r>
+      <w:r>
+        <w:t xml:space="preserve"> </w:t>
+      </w:r>
+      <w:r>
+        <w:t xml:space="preserve">link. The</w:t>
+      </w:r>
+      <w:r>
+        <w:t xml:space="preserve"> </w:t>
+      </w:r>
+      <w:r>
+        <w:rPr>
+          <w:rStyle w:val="VerbatimChar"/>
+        </w:rPr>
+        <w:t xml:space="preserve">width</w:t>
+      </w:r>
+      <w:r>
+        <w:t xml:space="preserve"> </w:t>
+      </w:r>
+      <w:r>
+        <w:t xml:space="preserve">attribute sets only the width, and the</w:t>
+      </w:r>
+      <w:r>
+        <w:t xml:space="preserve"> </w:t>
+      </w:r>
+      <w:r>
+        <w:t xml:space="preserve">height follows from the image’s shape, so this square image is as tall as</w:t>
+      </w:r>
+      <w:r>
+        <w:t xml:space="preserve"> </w:t>
+      </w:r>
+      <w:r>
+        <w:t xml:space="preserve">it is wide. Because the image is short, the text passes its bottom before</w:t>
+      </w:r>
+      <w:r>
+        <w:t xml:space="preserve"> </w:t>
+      </w:r>
+      <w:r>
+        <w:t xml:space="preserve">the end of this paragraph, and its last lines run under the image, at the</w:t>
+      </w:r>
+      <w:r>
+        <w:t xml:space="preserve"> </w:t>
+      </w:r>
+      <w:r>
+        <w:t xml:space="preserve">full width of the text. In HTML and Word, the</w:t>
       </w:r>
       <w:r>
         <w:t xml:space="preserve"> </w:t>
@@ -149,39 +239,19 @@
         <w:t xml:space="preserve"> </w:t>
       </w:r>
       <w:r>
-        <w:t xml:space="preserve">attribute gives the image its alt text,</w:t>
-      </w:r>
-      <w:r>
-        <w:t xml:space="preserve"> </w:t>
-      </w:r>
-      <w:r>
-        <w:t xml:space="preserve">which a screen reader reads in place of the image. In a PDF, alt text</w:t>
-      </w:r>
-      <w:r>
-        <w:t xml:space="preserve"> </w:t>
-      </w:r>
-      <w:r>
-        <w:t xml:space="preserve">needs a tagged PDF (see the format pages).</w:t>
-      </w:r>
-    </w:p>
-    <w:p>
-      <w:pPr>
-        <w:pStyle w:val="BodyText"/>
-      </w:pPr>
-      <w:r>
-        <w:t xml:space="preserve">A small image like this one suits a logo or an icon at the start of a</w:t>
-      </w:r>
-      <w:r>
-        <w:t xml:space="preserve"> </w:t>
-      </w:r>
-      <w:r>
-        <w:t xml:space="preserve">section. The image is 20% of the text width, so the text beside it keeps</w:t>
-      </w:r>
-      <w:r>
-        <w:t xml:space="preserve"> </w:t>
-      </w:r>
-      <w:r>
-        <w:t xml:space="preserve">most of the line.</w:t>
+        <w:t xml:space="preserve">attribute gives the image</w:t>
+      </w:r>
+      <w:r>
+        <w:t xml:space="preserve"> </w:t>
+      </w:r>
+      <w:r>
+        <w:t xml:space="preserve">its alt text, which a screen reader reads in place of the image. In a PDF,</w:t>
+      </w:r>
+      <w:r>
+        <w:t xml:space="preserve"> </w:t>
+      </w:r>
+      <w:r>
+        <w:t xml:space="preserve">alt text needs a tagged PDF (see the format pages).</w:t>
       </w:r>
       <w:r>
         <w:br w:type="textWrapping" w:clear="all"/>
